--- a/EsercitazioneProvaEsame2025/Esercitazione Prova d'esame 2025.docx
+++ b/EsercitazioneProvaEsame2025/Esercitazione Prova d'esame 2025.docx
@@ -65,6 +65,59 @@
           <w:szCs w:val="32"/>
         </w:rPr>
       </w:pPr>
+      <w:r>
+        <w:rPr>
+          <w:noProof/>
+        </w:rPr>
+        <w:drawing>
+          <wp:inline distT="0" distB="0" distL="0" distR="0" wp14:anchorId="50A757BB" wp14:editId="516C43FB">
+            <wp:extent cx="6120130" cy="4003675"/>
+            <wp:effectExtent l="0" t="0" r="0" b="0"/>
+            <wp:docPr id="1" name="Immagine 1"/>
+            <wp:cNvGraphicFramePr>
+              <a:graphicFrameLocks xmlns:a="http://schemas.openxmlformats.org/drawingml/2006/main" noChangeAspect="1"/>
+            </wp:cNvGraphicFramePr>
+            <a:graphic xmlns:a="http://schemas.openxmlformats.org/drawingml/2006/main">
+              <a:graphicData uri="http://schemas.openxmlformats.org/drawingml/2006/picture">
+                <pic:pic xmlns:pic="http://schemas.openxmlformats.org/drawingml/2006/picture">
+                  <pic:nvPicPr>
+                    <pic:cNvPr id="0" name="Picture 1"/>
+                    <pic:cNvPicPr>
+                      <a:picLocks noChangeAspect="1" noChangeArrowheads="1"/>
+                    </pic:cNvPicPr>
+                  </pic:nvPicPr>
+                  <pic:blipFill>
+                    <a:blip r:embed="rId4">
+                      <a:extLst>
+                        <a:ext uri="{28A0092B-C50C-407E-A947-70E740481C1C}">
+                          <a14:useLocalDpi xmlns:a14="http://schemas.microsoft.com/office/drawing/2010/main" val="0"/>
+                        </a:ext>
+                      </a:extLst>
+                    </a:blip>
+                    <a:srcRect/>
+                    <a:stretch>
+                      <a:fillRect/>
+                    </a:stretch>
+                  </pic:blipFill>
+                  <pic:spPr bwMode="auto">
+                    <a:xfrm>
+                      <a:off x="0" y="0"/>
+                      <a:ext cx="6120130" cy="4003675"/>
+                    </a:xfrm>
+                    <a:prstGeom prst="rect">
+                      <a:avLst/>
+                    </a:prstGeom>
+                    <a:noFill/>
+                    <a:ln>
+                      <a:noFill/>
+                    </a:ln>
+                  </pic:spPr>
+                </pic:pic>
+              </a:graphicData>
+            </a:graphic>
+          </wp:inline>
+        </w:drawing>
+      </w:r>
     </w:p>
     <w:p>
       <w:pPr>
@@ -162,6 +215,7 @@
           <w:szCs w:val="32"/>
         </w:rPr>
       </w:pPr>
+      <w:proofErr w:type="spellStart"/>
       <w:r>
         <w:rPr>
           <w:b/>
@@ -169,7 +223,17 @@
           <w:sz w:val="32"/>
           <w:szCs w:val="32"/>
         </w:rPr>
-        <w:t>Screenshot Tabelle:</w:t>
+        <w:t>Screenshot</w:t>
+      </w:r>
+      <w:proofErr w:type="spellEnd"/>
+      <w:r>
+        <w:rPr>
+          <w:b/>
+          <w:bCs/>
+          <w:sz w:val="32"/>
+          <w:szCs w:val="32"/>
+        </w:rPr>
+        <w:t xml:space="preserve"> Tabelle:</w:t>
       </w:r>
     </w:p>
     <w:p>
@@ -347,14 +411,26 @@
           <w:szCs w:val="24"/>
         </w:rPr>
       </w:pPr>
-      <w:r>
-        <w:rPr>
-          <w:b/>
-          <w:bCs/>
-          <w:sz w:val="24"/>
-          <w:szCs w:val="24"/>
-        </w:rPr>
-        <w:t>Screenshot delle Query:</w:t>
+      <w:proofErr w:type="spellStart"/>
+      <w:r>
+        <w:rPr>
+          <w:b/>
+          <w:bCs/>
+          <w:sz w:val="24"/>
+          <w:szCs w:val="24"/>
+        </w:rPr>
+        <w:lastRenderedPageBreak/>
+        <w:t>Screenshot</w:t>
+      </w:r>
+      <w:proofErr w:type="spellEnd"/>
+      <w:r>
+        <w:rPr>
+          <w:b/>
+          <w:bCs/>
+          <w:sz w:val="24"/>
+          <w:szCs w:val="24"/>
+        </w:rPr>
+        <w:t xml:space="preserve"> delle Query:</w:t>
       </w:r>
     </w:p>
     <w:p>
@@ -438,7 +514,15 @@
     </w:p>
     <w:p>
       <w:r>
-        <w:t>Per il contenuto multimediale, visto che il suo formato può essere audio, video, o immagine, e ci sono possono essere più contenuti multimediali, ho pensato di fare un ‘ entità chiamata CONTENUTO MULTIMEDIALE che ha una specializzazione di tipo disjoint tra Audio, Video, Immagine.</w:t>
+        <w:t xml:space="preserve">Per il contenuto multimediale, visto che il suo formato può essere audio, video, o immagine, e ci sono possono essere più contenuti multimediali, ho pensato di fare un ‘ entità chiamata CONTENUTO MULTIMEDIALE che ha una specializzazione di tipo </w:t>
+      </w:r>
+      <w:proofErr w:type="spellStart"/>
+      <w:r>
+        <w:t>disjoint</w:t>
+      </w:r>
+      <w:proofErr w:type="spellEnd"/>
+      <w:r>
+        <w:t xml:space="preserve"> tra Audio, Video, Immagine.</w:t>
       </w:r>
       <w:r>
         <w:br/>
@@ -466,12 +550,44 @@
         <w:t xml:space="preserve">Ho fatto una specializzazione </w:t>
       </w:r>
       <w:r>
-        <w:t xml:space="preserve">per i tipi di Result, che possono essere Fake, Vera o Dubbia l’entità Result può avere un ‘ attributo booleano che dice se è verificata o no. </w:t>
-      </w:r>
-    </w:p>
-    <w:p>
-      <w:r>
-        <w:t>L’attributo validata di un Result, può essere vero se è verificato dagli esperti Senior, falso se è ancora provvisoria etichettata così dagli esperti junior, o null se non è ancora stata etichettata.</w:t>
+        <w:t xml:space="preserve">per i tipi di </w:t>
+      </w:r>
+      <w:proofErr w:type="spellStart"/>
+      <w:r>
+        <w:t>Result</w:t>
+      </w:r>
+      <w:proofErr w:type="spellEnd"/>
+      <w:r>
+        <w:t xml:space="preserve">, che possono essere Fake, Vera o Dubbia l’entità </w:t>
+      </w:r>
+      <w:proofErr w:type="spellStart"/>
+      <w:r>
+        <w:t>Result</w:t>
+      </w:r>
+      <w:proofErr w:type="spellEnd"/>
+      <w:r>
+        <w:t xml:space="preserve"> può avere un ‘ attributo booleano che dice se è verificata o no. </w:t>
+      </w:r>
+    </w:p>
+    <w:p>
+      <w:r>
+        <w:t xml:space="preserve">L’attributo validata di un </w:t>
+      </w:r>
+      <w:proofErr w:type="spellStart"/>
+      <w:r>
+        <w:t>Result</w:t>
+      </w:r>
+      <w:proofErr w:type="spellEnd"/>
+      <w:r>
+        <w:t xml:space="preserve">, può essere vero se è verificato dagli esperti Senior, falso se è ancora provvisoria etichettata così dagli esperti junior, o </w:t>
+      </w:r>
+      <w:proofErr w:type="spellStart"/>
+      <w:r>
+        <w:t>null</w:t>
+      </w:r>
+      <w:proofErr w:type="spellEnd"/>
+      <w:r>
+        <w:t xml:space="preserve"> se non è ancora stata etichettata.</w:t>
       </w:r>
     </w:p>
     <w:p/>
